--- a/docs/需求方操作SOP.docx
+++ b/docs/需求方操作SOP.docx
@@ -21,7 +21,7 @@
     </w:p>
     <w:p>
       <w:pPr>
-        <w:spacing w:after="200" w:before="0"/>
+        <w:spacing w:after="40" w:before="0"/>
         <w:jc w:val="center"/>
       </w:pPr>
       <w:r>
@@ -31,8 +31,72 @@
           <w:sz w:val="20"/>
           <w:szCs w:val="20"/>
         </w:rPr>
-        <w:t xml:space="preserve">Version 3.1  |  2026年7月</w:t>
-      </w:r>
+        <w:t xml:space="preserve">Version 3.2  |  2026年7月</w:t>
+      </w:r>
+    </w:p>
+    <w:p>
+      <w:pPr>
+        <w:spacing w:after="60" w:before="40"/>
+        <w:jc w:val="center"/>
+      </w:pPr>
+      <w:r>
+        <w:rPr>
+          <w:rFonts w:ascii="Microsoft YaHei" w:cs="Microsoft YaHei" w:eastAsia="Microsoft YaHei" w:hAnsi="Microsoft YaHei"/>
+          <w:i/>
+          <w:iCs/>
+          <w:color w:val="666666"/>
+          <w:sz w:val="18"/>
+          <w:szCs w:val="18"/>
+        </w:rPr>
+        <w:t xml:space="preserve">整理：Zoe（SSC）</w:t>
+      </w:r>
+    </w:p>
+    <w:tbl>
+      <w:tblPr>
+        <w:tblW w:type="pct" w:w="100%"/>
+        <w:tblBorders>
+          <w:top w:val="single" w:color="auto" w:sz="4"/>
+          <w:left w:val="single" w:color="auto" w:sz="4"/>
+          <w:bottom w:val="single" w:color="auto" w:sz="4"/>
+          <w:right w:val="single" w:color="auto" w:sz="4"/>
+          <w:insideH w:val="single" w:color="auto" w:sz="4"/>
+          <w:insideV w:val="single" w:color="auto" w:sz="4"/>
+        </w:tblBorders>
+      </w:tblPr>
+      <w:tblGrid>
+        <w:gridCol w:w="100"/>
+      </w:tblGrid>
+      <w:tr>
+        <w:tc>
+          <w:tcPr>
+            <w:shd w:fill="d1fae5" w:color="auto" w:val="clear"/>
+            <w:tcMar>
+              <w:top w:type="dxa" w:w="60"/>
+              <w:left w:type="dxa" w:w="160"/>
+              <w:bottom w:type="dxa" w:w="60"/>
+              <w:right w:type="dxa" w:w="160"/>
+            </w:tcMar>
+          </w:tcPr>
+          <w:p>
+            <w:r>
+              <w:rPr>
+                <w:rFonts w:ascii="Microsoft YaHei" w:cs="Microsoft YaHei" w:eastAsia="Microsoft YaHei" w:hAnsi="Microsoft YaHei"/>
+                <w:b/>
+                <w:bCs/>
+                <w:color w:val="065f46"/>
+                <w:sz w:val="20"/>
+                <w:szCs w:val="20"/>
+              </w:rPr>
+              <w:t xml:space="preserve">✅ 该系统已投入运行  |  云端地址：https://practice-ledger.onrender.com</w:t>
+            </w:r>
+          </w:p>
+        </w:tc>
+      </w:tr>
+    </w:tbl>
+    <w:p>
+      <w:pPr>
+        <w:spacing w:after="80" w:before="80"/>
+      </w:pPr>
     </w:p>
     <w:p>
       <w:pPr>
@@ -1118,7 +1182,7 @@
         <w:sz w:val="16"/>
         <w:szCs w:val="16"/>
       </w:rPr>
-      <w:t xml:space="preserve">需求方操作SOP v3.1</w:t>
+      <w:t xml:space="preserve">需求方操作SOP v3.2</w:t>
     </w:r>
   </w:p>
 </w:hdr>
